--- a/Grade_9/Semester_1/01_Safety/007_A - Safety structured assessment/Answer_Key.docx
+++ b/Grade_9/Semester_1/01_Safety/007_A - Safety structured assessment/Answer_Key.docx
@@ -1176,7 +1176,7 @@
           <w:sz w:val="22"/>
           <w:szCs w:val="22"/>
         </w:rPr>
-        <w:t xml:space="preserve">Apgaulingą žinutė, kuria siekiama išvilioti asmeninius duomenis</w:t>
+        <w:t xml:space="preserve">Apgaulinga žinutė, kuria siekiama išvilioti asmeninius duomenis</w:t>
       </w:r>
     </w:p>
     <w:tbl>
@@ -1322,7 +1322,7 @@
                 <w:sz w:val="20"/>
                 <w:szCs w:val="20"/>
               </w:rPr>
-              <w:t xml:space="preserve">Apgaulingą žinutė, kuria siekiama išvilioti duomenis</w:t>
+              <w:t xml:space="preserve">Apgaulinga žinutė, kuria siekiama išvilioti duomenis</w:t>
             </w:r>
           </w:p>
         </w:tc>
@@ -2466,7 +2466,7 @@
                 <w:sz w:val="20"/>
                 <w:szCs w:val="20"/>
               </w:rPr>
-              <w:t xml:space="preserve">Reikalingos, kad kompiuteris nesuprasėtų</w:t>
+              <w:t xml:space="preserve">Reikalingos, kad kompiuteris nesuprastų</w:t>
             </w:r>
           </w:p>
         </w:tc>
@@ -6904,7 +6904,7 @@
           <w:sz w:val="22"/>
           <w:szCs w:val="22"/>
         </w:rPr>
-        <w:t xml:space="preserve">Galima paminėti: elektros suvartojimas kraunant telefoną, retųž žemių gavyba telefono komponentams, pasenusio telefono perdirbimo problemos.</w:t>
+        <w:t xml:space="preserve">Galima paminėti: elektros suvartojimas kraunant telefoną, retųjų žemių gavyba telefono komponentams, pasenusio telefono perdirbimo problemos.</w:t>
       </w:r>
     </w:p>
     <w:p>
